--- a/PTIC/Sinais de alerta para deepfakes.docx
+++ b/PTIC/Sinais de alerta para deepfakes.docx
@@ -193,18 +193,30 @@
         <w:rPr>
           <w:rFonts w:ascii="Times New Roman" w:hAnsi="Times New Roman" w:cs="Times New Roman"/>
         </w:rPr>
-        <w:t xml:space="preserve"> considerar se o discurso é pertinente à pessoa, ou seja, se é esperado daquela pessoa, ou provoca estranheza.</w:t>
+        <w:t xml:space="preserve"> considerar se o discurso é pertinente à pessoa, ou seja, se é esperado daquela pessoa, ou </w:t>
+      </w:r>
+      <w:r>
+        <w:rPr>
+          <w:rFonts w:ascii="Times New Roman" w:hAnsi="Times New Roman" w:cs="Times New Roman"/>
+        </w:rPr>
+        <w:t>pr</w:t>
+      </w:r>
+      <w:r>
+        <w:rPr>
+          <w:rFonts w:ascii="Times New Roman" w:hAnsi="Times New Roman" w:cs="Times New Roman"/>
+        </w:rPr>
+        <w:t>oca estranheza.</w:t>
       </w:r>
     </w:p>
     <w:tbl>
       <w:tblPr>
         <w:tblStyle w:val="Tabelacomgrade"/>
-        <w:tblpPr w:leftFromText="141" w:rightFromText="141" w:vertAnchor="text" w:horzAnchor="margin" w:tblpX="137" w:tblpY="1051"/>
-        <w:tblW w:w="8596" w:type="dxa"/>
+        <w:tblpPr w:leftFromText="141" w:rightFromText="141" w:vertAnchor="text" w:horzAnchor="margin" w:tblpX="137" w:tblpY="1306"/>
+        <w:tblW w:w="8459" w:type="dxa"/>
         <w:tblLook w:val="04A0" w:firstRow="1" w:lastRow="0" w:firstColumn="1" w:lastColumn="0" w:noHBand="0" w:noVBand="1"/>
       </w:tblPr>
       <w:tblGrid>
-        <w:gridCol w:w="8596"/>
+        <w:gridCol w:w="8459"/>
       </w:tblGrid>
       <w:tr>
         <w:trPr>
@@ -213,7 +225,7 @@
         </w:trPr>
         <w:tc>
           <w:tcPr>
-            <w:tcW w:w="8596" w:type="dxa"/>
+            <w:tcW w:w="8459" w:type="dxa"/>
             <w:tcBorders>
               <w:bottom w:val="single" w:sz="4" w:space="0" w:color="auto"/>
             </w:tcBorders>
@@ -539,25 +551,7 @@
                   <w:sz w:val="18"/>
                   <w:szCs w:val="18"/>
                 </w:rPr>
-                <w:t>https://fastcompanybrasil.com/tech/inteligencia-artificial/fake-news-criadas-por-ia-sao-mais</w:t>
-              </w:r>
-              <w:r>
-                <w:rPr>
-                  <w:rStyle w:val="Hyperlink"/>
-                  <w:rFonts w:ascii="Times New Roman" w:hAnsi="Times New Roman" w:cs="Times New Roman"/>
-                  <w:sz w:val="18"/>
-                  <w:szCs w:val="18"/>
-                </w:rPr>
-                <w:t>-</w:t>
-              </w:r>
-              <w:r>
-                <w:rPr>
-                  <w:rStyle w:val="Hyperlink"/>
-                  <w:rFonts w:ascii="Times New Roman" w:hAnsi="Times New Roman" w:cs="Times New Roman"/>
-                  <w:sz w:val="18"/>
-                  <w:szCs w:val="18"/>
-                </w:rPr>
-                <w:t>convincentes-do-que-as-feitas-por-humanos/</w:t>
+                <w:t>https://fastcompanybrasil.com/tech/inteligencia-artificial/fake-news-criadas-por-ia-sao-mais-convincentes-do-que-as-feitas-por-humanos/</w:t>
               </w:r>
             </w:hyperlink>
             <w:r>
@@ -631,7 +625,7 @@
               <w:ind w:firstLine="567"/>
               <w:jc w:val="both"/>
               <w:rPr>
-                <w:rFonts w:cstheme="minorHAnsi"/>
+                <w:rFonts w:ascii="Times New Roman" w:hAnsi="Times New Roman" w:cs="Times New Roman"/>
               </w:rPr>
             </w:pPr>
             <w:r>
@@ -663,6 +657,145 @@
                 <w:rFonts w:ascii="Times New Roman" w:hAnsi="Times New Roman" w:cs="Times New Roman"/>
               </w:rPr>
               <w:t xml:space="preserve"> de Ensino e Pesquisa em Redes de Nova Geração da UFF; desenvolveram uma ferramenta de IA capaz de diferenciar fatos de notícias falsas, a partir da análise de palavras e estruturas textuais, com uma precisão de 94%.</w:t>
+            </w:r>
+          </w:p>
+          <w:p>
+            <w:pPr>
+              <w:ind w:firstLine="567"/>
+              <w:jc w:val="right"/>
+              <w:rPr>
+                <w:rFonts w:ascii="Times New Roman" w:hAnsi="Times New Roman" w:cs="Times New Roman"/>
+              </w:rPr>
+            </w:pPr>
+            <w:r>
+              <w:rPr>
+                <w:rFonts w:ascii="Times New Roman" w:hAnsi="Times New Roman" w:cs="Times New Roman"/>
+                <w:b/>
+              </w:rPr>
+              <w:t>Fonte</w:t>
+            </w:r>
+            <w:r>
+              <w:rPr>
+                <w:rFonts w:ascii="Times New Roman" w:hAnsi="Times New Roman" w:cs="Times New Roman"/>
+              </w:rPr>
+              <w:t>: ALVES, Tatiana. Pesquisa da UFF desenvolve IA capaz de detectar not</w:t>
+            </w:r>
+            <w:r>
+              <w:rPr>
+                <w:rFonts w:ascii="Times New Roman" w:hAnsi="Times New Roman" w:cs="Times New Roman"/>
+              </w:rPr>
+              <w:t xml:space="preserve">ícias falsas. </w:t>
+            </w:r>
+            <w:r>
+              <w:rPr>
+                <w:rFonts w:ascii="Times New Roman" w:hAnsi="Times New Roman" w:cs="Times New Roman"/>
+                <w:b/>
+              </w:rPr>
+              <w:t>Rádio Agência</w:t>
+            </w:r>
+            <w:r>
+              <w:rPr>
+                <w:rFonts w:ascii="Times New Roman" w:hAnsi="Times New Roman" w:cs="Times New Roman"/>
+              </w:rPr>
+              <w:t>, Rio de Janeiro, 8 jul. 2024. Disponível em: https//agenciabrasil.ebc.com.br/radioagencia-nacional/pesquisa-e-inovacao/audio/2024-07/pesquisa-na-uff-desenvolve-ia-capaz-de-detectar-noticias-falsas. Acesso em: 19 jul. 2024.</w:t>
+            </w:r>
+          </w:p>
+          <w:p>
+            <w:pPr>
+              <w:ind w:firstLine="567"/>
+              <w:jc w:val="right"/>
+              <w:rPr>
+                <w:rFonts w:ascii="Times New Roman" w:hAnsi="Times New Roman" w:cs="Times New Roman"/>
+              </w:rPr>
+            </w:pPr>
+          </w:p>
+          <w:p>
+            <w:pPr>
+              <w:pStyle w:val="PargrafodaLista"/>
+              <w:numPr>
+                <w:ilvl w:val="0"/>
+                <w:numId w:val="3"/>
+              </w:numPr>
+              <w:rPr>
+                <w:rFonts w:ascii="Times New Roman" w:hAnsi="Times New Roman" w:cs="Times New Roman"/>
+                <w:b/>
+              </w:rPr>
+            </w:pPr>
+            <w:r>
+              <w:rPr>
+                <w:rFonts w:ascii="Times New Roman" w:hAnsi="Times New Roman" w:cs="Times New Roman"/>
+              </w:rPr>
+              <w:t>Qual é o impacto das IAs na geração de conteúdos falsos?</w:t>
+            </w:r>
+          </w:p>
+          <w:p>
+            <w:pPr>
+              <w:pStyle w:val="PargrafodaLista"/>
+              <w:numPr>
+                <w:ilvl w:val="0"/>
+                <w:numId w:val="3"/>
+              </w:numPr>
+              <w:rPr>
+                <w:rFonts w:ascii="Times New Roman" w:hAnsi="Times New Roman" w:cs="Times New Roman"/>
+                <w:b/>
+              </w:rPr>
+            </w:pPr>
+            <w:r>
+              <w:rPr>
+                <w:rFonts w:ascii="Times New Roman" w:hAnsi="Times New Roman" w:cs="Times New Roman"/>
+              </w:rPr>
+              <w:t>Como as IAs podem ser usadas no combate aos conteúdos falsos?</w:t>
+            </w:r>
+          </w:p>
+          <w:p>
+            <w:pPr>
+              <w:pStyle w:val="PargrafodaLista"/>
+              <w:numPr>
+                <w:ilvl w:val="0"/>
+                <w:numId w:val="3"/>
+              </w:numPr>
+              <w:rPr>
+                <w:rFonts w:ascii="Times New Roman" w:hAnsi="Times New Roman" w:cs="Times New Roman"/>
+                <w:b/>
+              </w:rPr>
+            </w:pPr>
+            <w:r>
+              <w:rPr>
+                <w:rFonts w:ascii="Times New Roman" w:hAnsi="Times New Roman" w:cs="Times New Roman"/>
+              </w:rPr>
+              <w:t>Você considera que, em relação aos conteúdos falsos, o impacto das IAs é mais positivo ou negativo? Por quê?</w:t>
+            </w:r>
+          </w:p>
+          <w:p>
+            <w:pPr>
+              <w:pStyle w:val="PargrafodaLista"/>
+              <w:numPr>
+                <w:ilvl w:val="0"/>
+                <w:numId w:val="3"/>
+              </w:numPr>
+              <w:rPr>
+                <w:rFonts w:ascii="Times New Roman" w:hAnsi="Times New Roman" w:cs="Times New Roman"/>
+                <w:b/>
+              </w:rPr>
+            </w:pPr>
+            <w:r>
+              <w:rPr>
+                <w:rFonts w:ascii="Times New Roman" w:hAnsi="Times New Roman" w:cs="Times New Roman"/>
+              </w:rPr>
+              <w:t xml:space="preserve">Pesquise ferramentas digitais de checagem de conteúdo baseada em IA disponíveis </w:t>
+            </w:r>
+            <w:r>
+              <w:rPr>
+                <w:rFonts w:ascii="Times New Roman" w:hAnsi="Times New Roman" w:cs="Times New Roman"/>
+                <w:i/>
+              </w:rPr>
+              <w:t>on-line</w:t>
+            </w:r>
+            <w:r>
+              <w:rPr>
+                <w:rFonts w:ascii="Times New Roman" w:hAnsi="Times New Roman" w:cs="Times New Roman"/>
+              </w:rPr>
+              <w:t>. Em seguida, selecione algumas para testá-las. Compare os resultados e as funcionalidades de cada uma. Utilize um objeto digital para compartilhar sua experiência com a turma.</w:t>
             </w:r>
             <w:bookmarkStart w:id="0" w:name="_GoBack"/>
             <w:bookmarkEnd w:id="0"/>
@@ -685,13 +818,13 @@
         <mc:AlternateContent>
           <mc:Choice Requires="wps">
             <w:drawing>
-              <wp:anchor distT="0" distB="0" distL="114300" distR="114300" simplePos="0" relativeHeight="251662336" behindDoc="0" locked="0" layoutInCell="1" allowOverlap="1" wp14:anchorId="446ED461" wp14:editId="6AD67802">
+              <wp:anchor distT="0" distB="0" distL="114300" distR="114300" simplePos="0" relativeHeight="251662336" behindDoc="0" locked="0" layoutInCell="1" allowOverlap="1" wp14:anchorId="2D6C50C1" wp14:editId="2F62B5A9">
                 <wp:simplePos x="0" y="0"/>
                 <wp:positionH relativeFrom="margin">
                   <wp:align>left</wp:align>
                 </wp:positionH>
                 <wp:positionV relativeFrom="paragraph">
-                  <wp:posOffset>475615</wp:posOffset>
+                  <wp:posOffset>523240</wp:posOffset>
                 </wp:positionV>
                 <wp:extent cx="276225" cy="276225"/>
                 <wp:effectExtent l="0" t="0" r="28575" b="28575"/>
@@ -759,7 +892,7 @@
           </mc:Choice>
           <mc:Fallback>
             <w:pict>
-              <v:oval w14:anchorId="742152E8" id="Elipse 7" o:spid="_x0000_s1026" style="position:absolute;margin-left:0;margin-top:37.45pt;width:21.75pt;height:21.75pt;z-index:251662336;visibility:visible;mso-wrap-style:square;mso-width-percent:0;mso-height-percent:0;mso-wrap-distance-left:9pt;mso-wrap-distance-top:0;mso-wrap-distance-right:9pt;mso-wrap-distance-bottom:0;mso-position-horizontal:left;mso-position-horizontal-relative:margin;mso-position-vertical:absolute;mso-position-vertical-relative:text;mso-width-percent:0;mso-height-percent:0;mso-width-relative:margin;mso-height-relative:margin;v-text-anchor:middle" o:gfxdata="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" fillcolor="#bfbfbf [2412]" strokecolor="#bfbfbf [2412]" strokeweight="1pt">
+              <v:oval w14:anchorId="384B0D66" id="Elipse 7" o:spid="_x0000_s1026" style="position:absolute;margin-left:0;margin-top:41.2pt;width:21.75pt;height:21.75pt;z-index:251662336;visibility:visible;mso-wrap-style:square;mso-width-percent:0;mso-height-percent:0;mso-wrap-distance-left:9pt;mso-wrap-distance-top:0;mso-wrap-distance-right:9pt;mso-wrap-distance-bottom:0;mso-position-horizontal:left;mso-position-horizontal-relative:margin;mso-position-vertical:absolute;mso-position-vertical-relative:text;mso-width-percent:0;mso-height-percent:0;mso-width-relative:margin;mso-height-relative:margin;v-text-anchor:middle" o:gfxdata="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" fillcolor="#bfbfbf [2412]" strokecolor="#bfbfbf [2412]" strokeweight="1pt">
                 <v:stroke joinstyle="miter"/>
                 <w10:wrap anchorx="margin"/>
               </v:oval>
@@ -776,13 +909,13 @@
         <mc:AlternateContent>
           <mc:Choice Requires="wps">
             <w:drawing>
-              <wp:anchor distT="0" distB="0" distL="114300" distR="114300" simplePos="0" relativeHeight="251660288" behindDoc="0" locked="0" layoutInCell="1" allowOverlap="1" wp14:anchorId="2A210523" wp14:editId="4FCED6E5">
+              <wp:anchor distT="0" distB="0" distL="114300" distR="114300" simplePos="0" relativeHeight="251660288" behindDoc="0" locked="0" layoutInCell="1" allowOverlap="1" wp14:anchorId="24C3BA9B" wp14:editId="03DA8BB4">
                 <wp:simplePos x="0" y="0"/>
                 <wp:positionH relativeFrom="margin">
                   <wp:align>left</wp:align>
                 </wp:positionH>
                 <wp:positionV relativeFrom="paragraph">
-                  <wp:posOffset>437515</wp:posOffset>
+                  <wp:posOffset>504190</wp:posOffset>
                 </wp:positionV>
                 <wp:extent cx="400050" cy="390525"/>
                 <wp:effectExtent l="0" t="0" r="19050" b="28575"/>
@@ -852,7 +985,7 @@
           </mc:Choice>
           <mc:Fallback>
             <w:pict>
-              <v:oval w14:anchorId="708B41B9" id="Elipse 6" o:spid="_x0000_s1026" style="position:absolute;margin-left:0;margin-top:34.45pt;width:31.5pt;height:30.75pt;z-index:251660288;visibility:visible;mso-wrap-style:square;mso-width-percent:0;mso-height-percent:0;mso-wrap-distance-left:9pt;mso-wrap-distance-top:0;mso-wrap-distance-right:9pt;mso-wrap-distance-bottom:0;mso-position-horizontal:left;mso-position-horizontal-relative:margin;mso-position-vertical:absolute;mso-position-vertical-relative:text;mso-width-percent:0;mso-height-percent:0;mso-width-relative:margin;mso-height-relative:margin;v-text-anchor:middle" o:gfxdata="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" fillcolor="#272727 [2749]" strokecolor="#272727 [2749]" strokeweight="1pt">
+              <v:oval w14:anchorId="64D5060C" id="Elipse 6" o:spid="_x0000_s1026" style="position:absolute;margin-left:0;margin-top:39.7pt;width:31.5pt;height:30.75pt;z-index:251660288;visibility:visible;mso-wrap-style:square;mso-width-percent:0;mso-height-percent:0;mso-wrap-distance-left:9pt;mso-wrap-distance-top:0;mso-wrap-distance-right:9pt;mso-wrap-distance-bottom:0;mso-position-horizontal:left;mso-position-horizontal-relative:margin;mso-position-vertical:absolute;mso-position-vertical-relative:text;mso-width-percent:0;mso-height-percent:0;mso-width-relative:margin;mso-height-relative:margin;v-text-anchor:middle" o:gfxdata="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" fillcolor="#272727 [2749]" strokecolor="#272727 [2749]" strokeweight="1pt">
                 <v:stroke joinstyle="miter"/>
                 <w10:wrap anchorx="margin"/>
               </v:oval>
@@ -869,13 +1002,13 @@
         <mc:AlternateContent>
           <mc:Choice Requires="wps">
             <w:drawing>
-              <wp:anchor distT="0" distB="0" distL="114300" distR="114300" simplePos="0" relativeHeight="251659264" behindDoc="0" locked="0" layoutInCell="1" allowOverlap="1" wp14:anchorId="286E774D" wp14:editId="30E37AA7">
+              <wp:anchor distT="0" distB="0" distL="114300" distR="114300" simplePos="0" relativeHeight="251659264" behindDoc="0" locked="0" layoutInCell="1" allowOverlap="1" wp14:anchorId="722E1F20" wp14:editId="6E6D0B4E">
                 <wp:simplePos x="0" y="0"/>
                 <wp:positionH relativeFrom="margin">
                   <wp:align>left</wp:align>
                 </wp:positionH>
                 <wp:positionV relativeFrom="paragraph">
-                  <wp:posOffset>427990</wp:posOffset>
+                  <wp:posOffset>494665</wp:posOffset>
                 </wp:positionV>
                 <wp:extent cx="1628775" cy="428625"/>
                 <wp:effectExtent l="0" t="0" r="28575" b="28575"/>
@@ -992,7 +1125,7 @@
           </mc:Choice>
           <mc:Fallback>
             <w:pict>
-              <v:roundrect w14:anchorId="286E774D" id="Retângulo Arredondado 4" o:spid="_x0000_s1026" style="position:absolute;margin-left:0;margin-top:33.7pt;width:128.25pt;height:33.75pt;z-index:251659264;visibility:visible;mso-wrap-style:square;mso-width-percent:0;mso-height-percent:0;mso-wrap-distance-left:9pt;mso-wrap-distance-top:0;mso-wrap-distance-right:9pt;mso-wrap-distance-bottom:0;mso-position-horizontal:left;mso-position-horizontal-relative:margin;mso-position-vertical:absolute;mso-position-vertical-relative:text;mso-width-percent:0;mso-height-percent:0;mso-width-relative:margin;mso-height-relative:margin;v-text-anchor:middle" arcsize=".5" o:gfxdata="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" fillcolor="#5a5a5a [2109]" strokecolor="#d8d8d8 [2732]" strokeweight="1pt">
+              <v:roundrect w14:anchorId="722E1F20" id="Retângulo Arredondado 4" o:spid="_x0000_s1026" style="position:absolute;margin-left:0;margin-top:38.95pt;width:128.25pt;height:33.75pt;z-index:251659264;visibility:visible;mso-wrap-style:square;mso-width-percent:0;mso-height-percent:0;mso-wrap-distance-left:9pt;mso-wrap-distance-top:0;mso-wrap-distance-right:9pt;mso-wrap-distance-bottom:0;mso-position-horizontal:left;mso-position-horizontal-relative:margin;mso-position-vertical:absolute;mso-position-vertical-relative:text;mso-width-percent:0;mso-height-percent:0;mso-width-relative:margin;mso-height-relative:margin;v-text-anchor:middle" arcsize=".5" o:gfxdata="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" fillcolor="#5a5a5a [2109]" strokecolor="#d8d8d8 [2732]" strokeweight="1pt">
                 <v:stroke joinstyle="miter"/>
                 <v:textbox>
                   <w:txbxContent>
@@ -1055,13 +1188,13 @@
         <mc:AlternateContent>
           <mc:Choice Requires="wps">
             <w:drawing>
-              <wp:anchor distT="0" distB="0" distL="114300" distR="114300" simplePos="0" relativeHeight="251658240" behindDoc="1" locked="0" layoutInCell="1" allowOverlap="1" wp14:anchorId="21E515A9" wp14:editId="6C7CC8B0">
+              <wp:anchor distT="0" distB="0" distL="114300" distR="114300" simplePos="0" relativeHeight="251658240" behindDoc="1" locked="0" layoutInCell="1" allowOverlap="1" wp14:anchorId="685792C3" wp14:editId="02A6448B">
                 <wp:simplePos x="0" y="0"/>
                 <wp:positionH relativeFrom="margin">
                   <wp:align>left</wp:align>
                 </wp:positionH>
                 <wp:positionV relativeFrom="paragraph">
-                  <wp:posOffset>427990</wp:posOffset>
+                  <wp:posOffset>513715</wp:posOffset>
                 </wp:positionV>
                 <wp:extent cx="5591175" cy="428625"/>
                 <wp:effectExtent l="0" t="0" r="28575" b="28575"/>
@@ -1131,7 +1264,7 @@
           </mc:Choice>
           <mc:Fallback>
             <w:pict>
-              <v:roundrect w14:anchorId="2D733298" id="Retângulo Arredondado 3" o:spid="_x0000_s1026" style="position:absolute;margin-left:0;margin-top:33.7pt;width:440.25pt;height:33.75pt;z-index:-251658240;visibility:visible;mso-wrap-style:square;mso-width-percent:0;mso-height-percent:0;mso-wrap-distance-left:9pt;mso-wrap-distance-top:0;mso-wrap-distance-right:9pt;mso-wrap-distance-bottom:0;mso-position-horizontal:left;mso-position-horizontal-relative:margin;mso-position-vertical:absolute;mso-position-vertical-relative:text;mso-width-percent:0;mso-height-percent:0;mso-width-relative:margin;mso-height-relative:margin;v-text-anchor:middle" arcsize=".5" o:gfxdata="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" fillcolor="#d8d8d8 [2732]" strokecolor="#d8d8d8 [2732]" strokeweight="1pt">
+              <v:roundrect w14:anchorId="5116CE41" id="Retângulo Arredondado 3" o:spid="_x0000_s1026" style="position:absolute;margin-left:0;margin-top:40.45pt;width:440.25pt;height:33.75pt;z-index:-251658240;visibility:visible;mso-wrap-style:square;mso-width-percent:0;mso-height-percent:0;mso-wrap-distance-left:9pt;mso-wrap-distance-top:0;mso-wrap-distance-right:9pt;mso-wrap-distance-bottom:0;mso-position-horizontal:left;mso-position-horizontal-relative:margin;mso-position-vertical:absolute;mso-position-vertical-relative:text;mso-width-percent:0;mso-height-percent:0;mso-width-relative:margin;mso-height-relative:margin;v-text-anchor:middle" arcsize=".5" o:gfxdata="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" fillcolor="#d8d8d8 [2732]" strokecolor="#d8d8d8 [2732]" strokeweight="1pt">
                 <v:stroke joinstyle="miter"/>
                 <w10:wrap type="square" anchorx="margin"/>
               </v:roundrect>
@@ -1153,6 +1286,208 @@
 <file path=word/numbering.xml><?xml version="1.0" encoding="utf-8"?>
 <w:numbering xmlns:wpc="http://schemas.microsoft.com/office/word/2010/wordprocessingCanvas" xmlns:cx="http://schemas.microsoft.com/office/drawing/2014/chartex" xmlns:mc="http://schemas.openxmlformats.org/markup-compatibility/2006" xmlns:o="urn:schemas-microsoft-com:office:office" xmlns:r="http://schemas.openxmlformats.org/officeDocument/2006/relationships" xmlns:m="http://schemas.openxmlformats.org/officeDocument/2006/math" xmlns:v="urn:schemas-microsoft-com:vml" xmlns:wp14="http://schemas.microsoft.com/office/word/2010/wordprocessingDrawing" xmlns:wp="http://schemas.openxmlformats.org/drawingml/2006/wordprocessingDrawing" xmlns:w10="urn:schemas-microsoft-com:office:word" xmlns:w="http://schemas.openxmlformats.org/wordprocessingml/2006/main" xmlns:w14="http://schemas.microsoft.com/office/word/2010/wordml" xmlns:w15="http://schemas.microsoft.com/office/word/2012/wordml" xmlns:w16se="http://schemas.microsoft.com/office/word/2015/wordml/symex" xmlns:wpg="http://schemas.microsoft.com/office/word/2010/wordprocessingGroup" xmlns:wpi="http://schemas.microsoft.com/office/word/2010/wordprocessingInk" xmlns:wne="http://schemas.microsoft.com/office/word/2006/wordml" xmlns:wps="http://schemas.microsoft.com/office/word/2010/wordprocessingShape" mc:Ignorable="w14 w15 w16se wp14">
   <w:abstractNum w:abstractNumId="0" w15:restartNumberingAfterBreak="0">
+    <w:nsid w:val="19F21401"/>
+    <w:multiLevelType w:val="hybridMultilevel"/>
+    <w:tmpl w:val="551455F6"/>
+    <w:lvl w:ilvl="0" w:tplc="04160001">
+      <w:start w:val="1"/>
+      <w:numFmt w:val="bullet"/>
+      <w:lvlText w:val=""/>
+      <w:lvlJc w:val="left"/>
+      <w:pPr>
+        <w:ind w:left="1287" w:hanging="360"/>
+      </w:pPr>
+      <w:rPr>
+        <w:rFonts w:ascii="Symbol" w:hAnsi="Symbol" w:hint="default"/>
+      </w:rPr>
+    </w:lvl>
+    <w:lvl w:ilvl="1" w:tplc="04160003" w:tentative="1">
+      <w:start w:val="1"/>
+      <w:numFmt w:val="bullet"/>
+      <w:lvlText w:val="o"/>
+      <w:lvlJc w:val="left"/>
+      <w:pPr>
+        <w:ind w:left="2007" w:hanging="360"/>
+      </w:pPr>
+      <w:rPr>
+        <w:rFonts w:ascii="Courier New" w:hAnsi="Courier New" w:cs="Courier New" w:hint="default"/>
+      </w:rPr>
+    </w:lvl>
+    <w:lvl w:ilvl="2" w:tplc="04160005" w:tentative="1">
+      <w:start w:val="1"/>
+      <w:numFmt w:val="bullet"/>
+      <w:lvlText w:val=""/>
+      <w:lvlJc w:val="left"/>
+      <w:pPr>
+        <w:ind w:left="2727" w:hanging="360"/>
+      </w:pPr>
+      <w:rPr>
+        <w:rFonts w:ascii="Wingdings" w:hAnsi="Wingdings" w:hint="default"/>
+      </w:rPr>
+    </w:lvl>
+    <w:lvl w:ilvl="3" w:tplc="04160001" w:tentative="1">
+      <w:start w:val="1"/>
+      <w:numFmt w:val="bullet"/>
+      <w:lvlText w:val=""/>
+      <w:lvlJc w:val="left"/>
+      <w:pPr>
+        <w:ind w:left="3447" w:hanging="360"/>
+      </w:pPr>
+      <w:rPr>
+        <w:rFonts w:ascii="Symbol" w:hAnsi="Symbol" w:hint="default"/>
+      </w:rPr>
+    </w:lvl>
+    <w:lvl w:ilvl="4" w:tplc="04160003" w:tentative="1">
+      <w:start w:val="1"/>
+      <w:numFmt w:val="bullet"/>
+      <w:lvlText w:val="o"/>
+      <w:lvlJc w:val="left"/>
+      <w:pPr>
+        <w:ind w:left="4167" w:hanging="360"/>
+      </w:pPr>
+      <w:rPr>
+        <w:rFonts w:ascii="Courier New" w:hAnsi="Courier New" w:cs="Courier New" w:hint="default"/>
+      </w:rPr>
+    </w:lvl>
+    <w:lvl w:ilvl="5" w:tplc="04160005" w:tentative="1">
+      <w:start w:val="1"/>
+      <w:numFmt w:val="bullet"/>
+      <w:lvlText w:val=""/>
+      <w:lvlJc w:val="left"/>
+      <w:pPr>
+        <w:ind w:left="4887" w:hanging="360"/>
+      </w:pPr>
+      <w:rPr>
+        <w:rFonts w:ascii="Wingdings" w:hAnsi="Wingdings" w:hint="default"/>
+      </w:rPr>
+    </w:lvl>
+    <w:lvl w:ilvl="6" w:tplc="04160001" w:tentative="1">
+      <w:start w:val="1"/>
+      <w:numFmt w:val="bullet"/>
+      <w:lvlText w:val=""/>
+      <w:lvlJc w:val="left"/>
+      <w:pPr>
+        <w:ind w:left="5607" w:hanging="360"/>
+      </w:pPr>
+      <w:rPr>
+        <w:rFonts w:ascii="Symbol" w:hAnsi="Symbol" w:hint="default"/>
+      </w:rPr>
+    </w:lvl>
+    <w:lvl w:ilvl="7" w:tplc="04160003" w:tentative="1">
+      <w:start w:val="1"/>
+      <w:numFmt w:val="bullet"/>
+      <w:lvlText w:val="o"/>
+      <w:lvlJc w:val="left"/>
+      <w:pPr>
+        <w:ind w:left="6327" w:hanging="360"/>
+      </w:pPr>
+      <w:rPr>
+        <w:rFonts w:ascii="Courier New" w:hAnsi="Courier New" w:cs="Courier New" w:hint="default"/>
+      </w:rPr>
+    </w:lvl>
+    <w:lvl w:ilvl="8" w:tplc="04160005" w:tentative="1">
+      <w:start w:val="1"/>
+      <w:numFmt w:val="bullet"/>
+      <w:lvlText w:val=""/>
+      <w:lvlJc w:val="left"/>
+      <w:pPr>
+        <w:ind w:left="7047" w:hanging="360"/>
+      </w:pPr>
+      <w:rPr>
+        <w:rFonts w:ascii="Wingdings" w:hAnsi="Wingdings" w:hint="default"/>
+      </w:rPr>
+    </w:lvl>
+  </w:abstractNum>
+  <w:abstractNum w:abstractNumId="1" w15:restartNumberingAfterBreak="0">
+    <w:nsid w:val="1A973D70"/>
+    <w:multiLevelType w:val="hybridMultilevel"/>
+    <w:tmpl w:val="060AED20"/>
+    <w:lvl w:ilvl="0" w:tplc="11CE5534">
+      <w:start w:val="1"/>
+      <w:numFmt w:val="decimal"/>
+      <w:lvlText w:val="%1."/>
+      <w:lvlJc w:val="left"/>
+      <w:pPr>
+        <w:ind w:left="927" w:hanging="360"/>
+      </w:pPr>
+      <w:rPr>
+        <w:rFonts w:hint="default"/>
+      </w:rPr>
+    </w:lvl>
+    <w:lvl w:ilvl="1" w:tplc="04160019" w:tentative="1">
+      <w:start w:val="1"/>
+      <w:numFmt w:val="lowerLetter"/>
+      <w:lvlText w:val="%2."/>
+      <w:lvlJc w:val="left"/>
+      <w:pPr>
+        <w:ind w:left="1647" w:hanging="360"/>
+      </w:pPr>
+    </w:lvl>
+    <w:lvl w:ilvl="2" w:tplc="0416001B" w:tentative="1">
+      <w:start w:val="1"/>
+      <w:numFmt w:val="lowerRoman"/>
+      <w:lvlText w:val="%3."/>
+      <w:lvlJc w:val="right"/>
+      <w:pPr>
+        <w:ind w:left="2367" w:hanging="180"/>
+      </w:pPr>
+    </w:lvl>
+    <w:lvl w:ilvl="3" w:tplc="0416000F" w:tentative="1">
+      <w:start w:val="1"/>
+      <w:numFmt w:val="decimal"/>
+      <w:lvlText w:val="%4."/>
+      <w:lvlJc w:val="left"/>
+      <w:pPr>
+        <w:ind w:left="3087" w:hanging="360"/>
+      </w:pPr>
+    </w:lvl>
+    <w:lvl w:ilvl="4" w:tplc="04160019" w:tentative="1">
+      <w:start w:val="1"/>
+      <w:numFmt w:val="lowerLetter"/>
+      <w:lvlText w:val="%5."/>
+      <w:lvlJc w:val="left"/>
+      <w:pPr>
+        <w:ind w:left="3807" w:hanging="360"/>
+      </w:pPr>
+    </w:lvl>
+    <w:lvl w:ilvl="5" w:tplc="0416001B" w:tentative="1">
+      <w:start w:val="1"/>
+      <w:numFmt w:val="lowerRoman"/>
+      <w:lvlText w:val="%6."/>
+      <w:lvlJc w:val="right"/>
+      <w:pPr>
+        <w:ind w:left="4527" w:hanging="180"/>
+      </w:pPr>
+    </w:lvl>
+    <w:lvl w:ilvl="6" w:tplc="0416000F" w:tentative="1">
+      <w:start w:val="1"/>
+      <w:numFmt w:val="decimal"/>
+      <w:lvlText w:val="%7."/>
+      <w:lvlJc w:val="left"/>
+      <w:pPr>
+        <w:ind w:left="5247" w:hanging="360"/>
+      </w:pPr>
+    </w:lvl>
+    <w:lvl w:ilvl="7" w:tplc="04160019" w:tentative="1">
+      <w:start w:val="1"/>
+      <w:numFmt w:val="lowerLetter"/>
+      <w:lvlText w:val="%8."/>
+      <w:lvlJc w:val="left"/>
+      <w:pPr>
+        <w:ind w:left="5967" w:hanging="360"/>
+      </w:pPr>
+    </w:lvl>
+    <w:lvl w:ilvl="8" w:tplc="0416001B" w:tentative="1">
+      <w:start w:val="1"/>
+      <w:numFmt w:val="lowerRoman"/>
+      <w:lvlText w:val="%9."/>
+      <w:lvlJc w:val="right"/>
+      <w:pPr>
+        <w:ind w:left="6687" w:hanging="180"/>
+      </w:pPr>
+    </w:lvl>
+  </w:abstractNum>
+  <w:abstractNum w:abstractNumId="2" w15:restartNumberingAfterBreak="0">
     <w:nsid w:val="252661D9"/>
     <w:multiLevelType w:val="hybridMultilevel"/>
     <w:tmpl w:val="05F6FD9E"/>
@@ -1266,7 +1601,13 @@
     </w:lvl>
   </w:abstractNum>
   <w:num w:numId="1">
+    <w:abstractNumId w:val="2"/>
+  </w:num>
+  <w:num w:numId="2">
     <w:abstractNumId w:val="0"/>
+  </w:num>
+  <w:num w:numId="3">
+    <w:abstractNumId w:val="1"/>
   </w:num>
 </w:numbering>
 </file>
